--- a/docpac_16051225/docpac_16051225.docx
+++ b/docpac_16051225/docpac_16051225.docx
@@ -371,10 +371,7 @@
               </w:numPr>
             </w:pPr>
             <w:r>
-              <w:t>Three Week Cycle</w:t>
-            </w:r>
-            <w:r>
-              <w:t>, Week 1</w:t>
+              <w:t>Three Week Cycle, Week 1</w:t>
             </w:r>
           </w:p>
           <w:p>
@@ -448,10 +445,7 @@
               </w:numPr>
             </w:pPr>
             <w:r>
-              <w:t>Three Week Cycl</w:t>
-            </w:r>
-            <w:r>
-              <w:t>e, Week 1</w:t>
+              <w:t>Three Week Cycle, Week 1</w:t>
             </w:r>
           </w:p>
           <w:p>
@@ -511,8 +505,6 @@
             <w:r>
               <w:t>Changes/Notes:</w:t>
             </w:r>
-            <w:bookmarkStart w:id="0" w:name="_GoBack"/>
-            <w:bookmarkEnd w:id="0"/>
           </w:p>
           <w:p>
             <w:pPr>
@@ -554,6 +546,32 @@
           </w:p>
           <w:p>
             <w:pPr>
+              <w:pStyle w:val="ListParagraph"/>
+              <w:numPr>
+                <w:ilvl w:val="0"/>
+                <w:numId w:val="6"/>
+              </w:numPr>
+            </w:pPr>
+            <w:r>
+              <w:t>Additionally, “Conduct Scrum” and “Completed Issue Documentation” are for company work only.</w:t>
+            </w:r>
+          </w:p>
+          <w:p>
+            <w:pPr>
+              <w:pStyle w:val="ListParagraph"/>
+              <w:numPr>
+                <w:ilvl w:val="0"/>
+                <w:numId w:val="6"/>
+              </w:numPr>
+            </w:pPr>
+            <w:r>
+              <w:t>EVERYONE must complete “Document Work Completed”</w:t>
+            </w:r>
+            <w:bookmarkStart w:id="0" w:name="_GoBack"/>
+            <w:bookmarkEnd w:id="0"/>
+          </w:p>
+          <w:p>
+            <w:pPr>
               <w:ind w:left="360"/>
             </w:pPr>
           </w:p>
@@ -566,10 +584,7 @@
         <w:pStyle w:val="Heading1"/>
       </w:pPr>
       <w:r>
-        <w:t>CIW Lesson 1</w:t>
-      </w:r>
-      <w:r>
-        <w:t>1</w:t>
+        <w:t>CIW Lesson 11</w:t>
       </w:r>
     </w:p>
     <w:p>
@@ -593,10 +608,7 @@
         </w:numPr>
       </w:pPr>
       <w:r>
-        <w:t>Complete Lesson 1</w:t>
-      </w:r>
-      <w:r>
-        <w:t>1</w:t>
+        <w:t>Complete Lesson 11</w:t>
       </w:r>
     </w:p>
     <w:p>
@@ -763,7 +775,7 @@
           <w:noProof/>
         </w:rPr>
         <w:lastRenderedPageBreak/>
-        <w:object w:dxaOrig="225" w:dyaOrig="225" w14:anchorId="757AEEF6">
+        <w:object w:dxaOrig="1440" w:dyaOrig="1440" w14:anchorId="757AEEF6">
           <v:shapetype id="_x0000_t75" coordsize="21600,21600" o:spt="75" o:preferrelative="t" path="m@4@5l@4@11@9@11@9@5xe" filled="f" stroked="f">
             <v:stroke joinstyle="miter"/>
             <v:formulas>
@@ -787,7 +799,7 @@
             <v:imagedata r:id="rId11" o:title=""/>
             <w10:wrap type="square"/>
           </v:shape>
-          <o:OLEObject Type="Embed" ProgID="Visio.Drawing.15" ShapeID="_x0000_s1026" DrawAspect="Content" ObjectID="_1826108037" r:id="rId12"/>
+          <o:OLEObject Type="Embed" ProgID="Visio.Drawing.15" ShapeID="_x0000_s1026" DrawAspect="Content" ObjectID="_1826344746" r:id="rId12"/>
         </w:object>
       </w:r>
     </w:p>
@@ -1330,10 +1342,7 @@
           </w:tcPr>
           <w:p>
             <w:r>
-              <w:t xml:space="preserve">Day </w:t>
-            </w:r>
-            <w:r>
-              <w:t>2</w:t>
+              <w:t>Day 2</w:t>
             </w:r>
           </w:p>
           <w:p>
@@ -1365,10 +1374,7 @@
           </w:tcPr>
           <w:p>
             <w:r>
-              <w:t xml:space="preserve">Day </w:t>
-            </w:r>
-            <w:r>
-              <w:t>3</w:t>
+              <w:t>Day 3</w:t>
             </w:r>
           </w:p>
           <w:p>
@@ -1400,10 +1406,7 @@
           </w:tcPr>
           <w:p>
             <w:r>
-              <w:t xml:space="preserve">Day </w:t>
-            </w:r>
-            <w:r>
-              <w:t>4</w:t>
+              <w:t>Day 4</w:t>
             </w:r>
           </w:p>
           <w:p/>
@@ -1428,10 +1431,7 @@
           </w:tcPr>
           <w:p>
             <w:r>
-              <w:t xml:space="preserve">Day </w:t>
-            </w:r>
-            <w:r>
-              <w:t>5</w:t>
+              <w:t>Day 5</w:t>
             </w:r>
           </w:p>
           <w:p>
@@ -2118,7 +2118,7 @@
                 <w:szCs w:val="22"/>
                 <w:lang w:eastAsia="en-US"/>
               </w:rPr>
-              <w:t>Coming Soon</w:t>
+              <w:t>Due Next Week</w:t>
             </w:r>
           </w:p>
         </w:tc>
@@ -2179,7 +2179,13 @@
         </w:rPr>
       </w:pPr>
       <w:r>
-        <w:t xml:space="preserve">CIW Lesson 10 </w:t>
+        <w:t>CIW Lesson 1</w:t>
+      </w:r>
+      <w:r>
+        <w:t>1</w:t>
+      </w:r>
+      <w:r>
+        <w:t xml:space="preserve"> </w:t>
       </w:r>
       <w:r>
         <w:rPr>
@@ -2201,193 +2207,647 @@
     <w:tbl>
       <w:tblPr>
         <w:tblStyle w:val="TableGrid"/>
-        <w:tblW w:w="10858" w:type="dxa"/>
-        <w:tblLayout w:type="fixed"/>
+        <w:tblW w:w="10944" w:type="dxa"/>
         <w:tblLook w:val="04A0" w:firstRow="1" w:lastRow="0" w:firstColumn="1" w:lastColumn="0" w:noHBand="0" w:noVBand="1"/>
       </w:tblPr>
       <w:tblGrid>
         <w:gridCol w:w="720"/>
-        <w:gridCol w:w="4680"/>
-        <w:gridCol w:w="4680"/>
-        <w:gridCol w:w="778"/>
+        <w:gridCol w:w="2160"/>
+        <w:gridCol w:w="7344"/>
+        <w:gridCol w:w="720"/>
       </w:tblGrid>
       <w:tr>
+        <w:trPr>
+          <w:trHeight w:val="20"/>
+        </w:trPr>
         <w:tc>
           <w:tcPr>
             <w:tcW w:w="720" w:type="dxa"/>
-            <w:vAlign w:val="center"/>
-          </w:tcPr>
-          <w:p>
-            <w:pPr>
-              <w:jc w:val="center"/>
-              <w:rPr>
+            <w:hideMark/>
+          </w:tcPr>
+          <w:p>
+            <w:pPr>
+              <w:jc w:val="right"/>
+              <w:rPr>
+                <w:rFonts w:ascii="Calibri" w:eastAsia="Times New Roman" w:hAnsi="Calibri" w:cs="Calibri"/>
+                <w:color w:val="000000"/>
+                <w:sz w:val="22"/>
+                <w:szCs w:val="22"/>
+                <w:lang w:eastAsia="en-US"/>
+              </w:rPr>
+            </w:pPr>
+            <w:r>
+              <w:rPr>
+                <w:rFonts w:ascii="Calibri" w:eastAsia="Times New Roman" w:hAnsi="Calibri" w:cs="Calibri"/>
+                <w:color w:val="000000"/>
+                <w:sz w:val="22"/>
+                <w:szCs w:val="22"/>
+                <w:lang w:eastAsia="en-US"/>
+              </w:rPr>
+              <w:t>1</w:t>
+            </w:r>
+          </w:p>
+        </w:tc>
+        <w:tc>
+          <w:tcPr>
+            <w:tcW w:w="2160" w:type="dxa"/>
+            <w:hideMark/>
+          </w:tcPr>
+          <w:p>
+            <w:pPr>
+              <w:rPr>
+                <w:rFonts w:ascii="Calibri" w:eastAsia="Times New Roman" w:hAnsi="Calibri" w:cs="Calibri"/>
                 <w:b/>
-              </w:rPr>
-            </w:pPr>
-            <w:r>
-              <w:rPr>
+                <w:bCs/>
+                <w:color w:val="000000"/>
+                <w:sz w:val="22"/>
+                <w:szCs w:val="22"/>
+                <w:lang w:eastAsia="en-US"/>
+              </w:rPr>
+            </w:pPr>
+            <w:r>
+              <w:rPr>
+                <w:rFonts w:ascii="Calibri" w:eastAsia="Times New Roman" w:hAnsi="Calibri" w:cs="Calibri"/>
                 <w:b/>
-                <w:sz w:val="18"/>
-              </w:rPr>
-              <w:t>1-2, 4</w:t>
-            </w:r>
-          </w:p>
-        </w:tc>
-        <w:tc>
-          <w:tcPr>
-            <w:tcW w:w="9360" w:type="dxa"/>
-            <w:gridSpan w:val="2"/>
-          </w:tcPr>
-          <w:p>
-            <w:r>
-              <w:t>Correct directory structure, with correct naming convention</w:t>
-            </w:r>
-          </w:p>
-        </w:tc>
-        <w:tc>
-          <w:tcPr>
-            <w:tcW w:w="778" w:type="dxa"/>
-          </w:tcPr>
-          <w:p/>
+                <w:bCs/>
+                <w:color w:val="000000"/>
+                <w:sz w:val="22"/>
+                <w:szCs w:val="22"/>
+                <w:lang w:eastAsia="en-US"/>
+              </w:rPr>
+              <w:t>Submitted Correctly</w:t>
+            </w:r>
+          </w:p>
+        </w:tc>
+        <w:tc>
+          <w:tcPr>
+            <w:tcW w:w="7344" w:type="dxa"/>
+            <w:hideMark/>
+          </w:tcPr>
+          <w:p>
+            <w:pPr>
+              <w:rPr>
+                <w:rFonts w:ascii="Calibri" w:eastAsia="Times New Roman" w:hAnsi="Calibri" w:cs="Calibri"/>
+                <w:color w:val="000000"/>
+                <w:sz w:val="22"/>
+                <w:szCs w:val="22"/>
+                <w:lang w:eastAsia="en-US"/>
+              </w:rPr>
+            </w:pPr>
+            <w:r>
+              <w:rPr>
+                <w:rFonts w:ascii="Calibri" w:eastAsia="Times New Roman" w:hAnsi="Calibri" w:cs="Calibri"/>
+                <w:color w:val="000000"/>
+                <w:sz w:val="22"/>
+                <w:szCs w:val="22"/>
+                <w:lang w:eastAsia="en-US"/>
+              </w:rPr>
+              <w:t>Rubric will be placed here</w:t>
+            </w:r>
+          </w:p>
+        </w:tc>
+        <w:tc>
+          <w:tcPr>
+            <w:tcW w:w="720" w:type="dxa"/>
+            <w:noWrap/>
+            <w:hideMark/>
+          </w:tcPr>
+          <w:p>
+            <w:pPr>
+              <w:rPr>
+                <w:rFonts w:ascii="Calibri" w:eastAsia="Times New Roman" w:hAnsi="Calibri" w:cs="Calibri"/>
+                <w:color w:val="000000"/>
+                <w:sz w:val="22"/>
+                <w:szCs w:val="22"/>
+                <w:lang w:eastAsia="en-US"/>
+              </w:rPr>
+            </w:pPr>
+          </w:p>
         </w:tc>
       </w:tr>
       <w:tr>
         <w:trPr>
-          <w:trHeight w:val="135"/>
+          <w:trHeight w:val="20"/>
         </w:trPr>
         <w:tc>
           <w:tcPr>
             <w:tcW w:w="720" w:type="dxa"/>
-            <w:vMerge w:val="restart"/>
-            <w:vAlign w:val="center"/>
-          </w:tcPr>
-          <w:p>
-            <w:pPr>
-              <w:jc w:val="center"/>
-              <w:rPr>
+          </w:tcPr>
+          <w:p>
+            <w:pPr>
+              <w:jc w:val="right"/>
+              <w:rPr>
+                <w:rFonts w:ascii="Calibri" w:eastAsia="Times New Roman" w:hAnsi="Calibri" w:cs="Calibri"/>
+                <w:color w:val="000000"/>
+                <w:sz w:val="22"/>
+                <w:szCs w:val="22"/>
+                <w:lang w:eastAsia="en-US"/>
+              </w:rPr>
+            </w:pPr>
+            <w:r>
+              <w:rPr>
+                <w:rFonts w:ascii="Calibri" w:eastAsia="Times New Roman" w:hAnsi="Calibri" w:cs="Calibri"/>
+                <w:color w:val="000000"/>
+                <w:sz w:val="22"/>
+                <w:szCs w:val="22"/>
+                <w:lang w:eastAsia="en-US"/>
+              </w:rPr>
+              <w:t>3a</w:t>
+            </w:r>
+          </w:p>
+        </w:tc>
+        <w:tc>
+          <w:tcPr>
+            <w:tcW w:w="2160" w:type="dxa"/>
+          </w:tcPr>
+          <w:p>
+            <w:pPr>
+              <w:rPr>
+                <w:rFonts w:ascii="Calibri" w:eastAsia="Times New Roman" w:hAnsi="Calibri" w:cs="Calibri"/>
                 <w:b/>
-              </w:rPr>
-            </w:pPr>
-            <w:r>
-              <w:rPr>
+                <w:bCs/>
+                <w:color w:val="000000"/>
+                <w:sz w:val="22"/>
+                <w:szCs w:val="22"/>
+                <w:lang w:eastAsia="en-US"/>
+              </w:rPr>
+            </w:pPr>
+            <w:r>
+              <w:rPr>
+                <w:rFonts w:ascii="Calibri" w:eastAsia="Times New Roman" w:hAnsi="Calibri" w:cs="Calibri"/>
                 <w:b/>
-              </w:rPr>
-              <w:t>3</w:t>
-            </w:r>
-          </w:p>
-        </w:tc>
-        <w:tc>
-          <w:tcPr>
-            <w:tcW w:w="4680" w:type="dxa"/>
-          </w:tcPr>
-          <w:p>
-            <w:r>
-              <w:t>Read all pages / Knowledge Checks</w:t>
-            </w:r>
-          </w:p>
-        </w:tc>
-        <w:tc>
-          <w:tcPr>
-            <w:tcW w:w="4680" w:type="dxa"/>
-          </w:tcPr>
-          <w:p>
-            <w:r>
-              <w:t>Used all Flash Cards</w:t>
-            </w:r>
-          </w:p>
-        </w:tc>
-        <w:tc>
-          <w:tcPr>
-            <w:tcW w:w="778" w:type="dxa"/>
-            <w:vMerge w:val="restart"/>
-          </w:tcPr>
-          <w:p/>
+                <w:bCs/>
+                <w:color w:val="000000"/>
+                <w:sz w:val="22"/>
+                <w:szCs w:val="22"/>
+                <w:lang w:eastAsia="en-US"/>
+              </w:rPr>
+              <w:t>Read / Knowledge</w:t>
+            </w:r>
+          </w:p>
+        </w:tc>
+        <w:tc>
+          <w:tcPr>
+            <w:tcW w:w="7344" w:type="dxa"/>
+          </w:tcPr>
+          <w:p>
+            <w:pPr>
+              <w:rPr>
+                <w:rFonts w:ascii="Calibri" w:eastAsia="Times New Roman" w:hAnsi="Calibri" w:cs="Calibri"/>
+                <w:color w:val="000000"/>
+                <w:sz w:val="22"/>
+                <w:szCs w:val="22"/>
+                <w:lang w:eastAsia="en-US"/>
+              </w:rPr>
+            </w:pPr>
+            <w:r>
+              <w:rPr>
+                <w:rFonts w:ascii="Calibri" w:eastAsia="Times New Roman" w:hAnsi="Calibri" w:cs="Calibri"/>
+                <w:color w:val="000000"/>
+                <w:sz w:val="22"/>
+                <w:szCs w:val="22"/>
+                <w:lang w:eastAsia="en-US"/>
+              </w:rPr>
+              <w:t>All pages read. All Knowledge Checks completed</w:t>
+            </w:r>
+          </w:p>
+        </w:tc>
+        <w:tc>
+          <w:tcPr>
+            <w:tcW w:w="720" w:type="dxa"/>
+            <w:noWrap/>
+          </w:tcPr>
+          <w:p>
+            <w:pPr>
+              <w:rPr>
+                <w:rFonts w:ascii="Calibri" w:eastAsia="Times New Roman" w:hAnsi="Calibri" w:cs="Calibri"/>
+                <w:color w:val="000000"/>
+                <w:sz w:val="22"/>
+                <w:szCs w:val="22"/>
+                <w:lang w:eastAsia="en-US"/>
+              </w:rPr>
+            </w:pPr>
+          </w:p>
         </w:tc>
       </w:tr>
       <w:tr>
         <w:trPr>
-          <w:trHeight w:val="135"/>
+          <w:trHeight w:val="20"/>
         </w:trPr>
         <w:tc>
           <w:tcPr>
             <w:tcW w:w="720" w:type="dxa"/>
-            <w:vMerge/>
-            <w:vAlign w:val="center"/>
-          </w:tcPr>
-          <w:p>
-            <w:pPr>
-              <w:jc w:val="center"/>
-              <w:rPr>
+          </w:tcPr>
+          <w:p>
+            <w:pPr>
+              <w:jc w:val="right"/>
+              <w:rPr>
+                <w:rFonts w:ascii="Calibri" w:eastAsia="Times New Roman" w:hAnsi="Calibri" w:cs="Calibri"/>
+                <w:color w:val="000000"/>
+                <w:sz w:val="22"/>
+                <w:szCs w:val="22"/>
+                <w:lang w:eastAsia="en-US"/>
+              </w:rPr>
+            </w:pPr>
+            <w:r>
+              <w:rPr>
+                <w:rFonts w:ascii="Calibri" w:eastAsia="Times New Roman" w:hAnsi="Calibri" w:cs="Calibri"/>
+                <w:color w:val="000000"/>
+                <w:sz w:val="22"/>
+                <w:szCs w:val="22"/>
+                <w:lang w:eastAsia="en-US"/>
+              </w:rPr>
+              <w:t>3b</w:t>
+            </w:r>
+          </w:p>
+        </w:tc>
+        <w:tc>
+          <w:tcPr>
+            <w:tcW w:w="2160" w:type="dxa"/>
+          </w:tcPr>
+          <w:p>
+            <w:pPr>
+              <w:rPr>
+                <w:rFonts w:ascii="Calibri" w:eastAsia="Times New Roman" w:hAnsi="Calibri" w:cs="Calibri"/>
                 <w:b/>
-              </w:rPr>
-            </w:pPr>
-          </w:p>
-        </w:tc>
-        <w:tc>
-          <w:tcPr>
-            <w:tcW w:w="4680" w:type="dxa"/>
-          </w:tcPr>
-          <w:p>
-            <w:r>
-              <w:t>All Quizzes over 80%</w:t>
-            </w:r>
-          </w:p>
-        </w:tc>
-        <w:tc>
-          <w:tcPr>
-            <w:tcW w:w="4680" w:type="dxa"/>
-          </w:tcPr>
-          <w:p>
-            <w:r>
-              <w:t>All Exercises over 80%</w:t>
-            </w:r>
-          </w:p>
-        </w:tc>
-        <w:tc>
-          <w:tcPr>
-            <w:tcW w:w="778" w:type="dxa"/>
-            <w:vMerge/>
-          </w:tcPr>
-          <w:p/>
+                <w:bCs/>
+                <w:color w:val="000000"/>
+                <w:sz w:val="22"/>
+                <w:szCs w:val="22"/>
+                <w:lang w:eastAsia="en-US"/>
+              </w:rPr>
+            </w:pPr>
+            <w:r>
+              <w:rPr>
+                <w:rFonts w:ascii="Calibri" w:eastAsia="Times New Roman" w:hAnsi="Calibri" w:cs="Calibri"/>
+                <w:b/>
+                <w:bCs/>
+                <w:color w:val="000000"/>
+                <w:sz w:val="22"/>
+                <w:szCs w:val="22"/>
+                <w:lang w:eastAsia="en-US"/>
+              </w:rPr>
+              <w:t>Flash cards</w:t>
+            </w:r>
+          </w:p>
+        </w:tc>
+        <w:tc>
+          <w:tcPr>
+            <w:tcW w:w="7344" w:type="dxa"/>
+          </w:tcPr>
+          <w:p>
+            <w:pPr>
+              <w:rPr>
+                <w:rFonts w:ascii="Calibri" w:eastAsia="Times New Roman" w:hAnsi="Calibri" w:cs="Calibri"/>
+                <w:color w:val="000000"/>
+                <w:sz w:val="22"/>
+                <w:szCs w:val="22"/>
+                <w:lang w:eastAsia="en-US"/>
+              </w:rPr>
+            </w:pPr>
+            <w:r>
+              <w:rPr>
+                <w:rFonts w:ascii="Calibri" w:eastAsia="Times New Roman" w:hAnsi="Calibri" w:cs="Calibri"/>
+                <w:color w:val="000000"/>
+                <w:sz w:val="22"/>
+                <w:szCs w:val="22"/>
+                <w:lang w:eastAsia="en-US"/>
+              </w:rPr>
+              <w:t>All flash cards used</w:t>
+            </w:r>
+          </w:p>
+        </w:tc>
+        <w:tc>
+          <w:tcPr>
+            <w:tcW w:w="720" w:type="dxa"/>
+            <w:noWrap/>
+          </w:tcPr>
+          <w:p>
+            <w:pPr>
+              <w:rPr>
+                <w:rFonts w:ascii="Calibri" w:eastAsia="Times New Roman" w:hAnsi="Calibri" w:cs="Calibri"/>
+                <w:color w:val="000000"/>
+                <w:sz w:val="22"/>
+                <w:szCs w:val="22"/>
+                <w:lang w:eastAsia="en-US"/>
+              </w:rPr>
+            </w:pPr>
+          </w:p>
         </w:tc>
       </w:tr>
       <w:tr>
+        <w:trPr>
+          <w:trHeight w:val="20"/>
+        </w:trPr>
         <w:tc>
           <w:tcPr>
             <w:tcW w:w="720" w:type="dxa"/>
-            <w:vAlign w:val="center"/>
-          </w:tcPr>
-          <w:p>
-            <w:pPr>
-              <w:jc w:val="center"/>
-              <w:rPr>
+          </w:tcPr>
+          <w:p>
+            <w:pPr>
+              <w:jc w:val="right"/>
+              <w:rPr>
+                <w:rFonts w:ascii="Calibri" w:eastAsia="Times New Roman" w:hAnsi="Calibri" w:cs="Calibri"/>
+                <w:color w:val="000000"/>
+                <w:sz w:val="22"/>
+                <w:szCs w:val="22"/>
+                <w:lang w:eastAsia="en-US"/>
+              </w:rPr>
+            </w:pPr>
+            <w:r>
+              <w:rPr>
+                <w:rFonts w:ascii="Calibri" w:eastAsia="Times New Roman" w:hAnsi="Calibri" w:cs="Calibri"/>
+                <w:color w:val="000000"/>
+                <w:sz w:val="22"/>
+                <w:szCs w:val="22"/>
+                <w:lang w:eastAsia="en-US"/>
+              </w:rPr>
+              <w:t>3c</w:t>
+            </w:r>
+          </w:p>
+        </w:tc>
+        <w:tc>
+          <w:tcPr>
+            <w:tcW w:w="2160" w:type="dxa"/>
+          </w:tcPr>
+          <w:p>
+            <w:pPr>
+              <w:rPr>
+                <w:rFonts w:ascii="Calibri" w:eastAsia="Times New Roman" w:hAnsi="Calibri" w:cs="Calibri"/>
                 <w:b/>
-              </w:rPr>
-            </w:pPr>
-            <w:r>
-              <w:rPr>
+                <w:bCs/>
+                <w:color w:val="000000"/>
+                <w:sz w:val="22"/>
+                <w:szCs w:val="22"/>
+                <w:lang w:eastAsia="en-US"/>
+              </w:rPr>
+            </w:pPr>
+            <w:r>
+              <w:rPr>
+                <w:rFonts w:ascii="Calibri" w:eastAsia="Times New Roman" w:hAnsi="Calibri" w:cs="Calibri"/>
                 <w:b/>
-              </w:rPr>
-              <w:t>4</w:t>
-            </w:r>
-          </w:p>
-        </w:tc>
-        <w:tc>
-          <w:tcPr>
-            <w:tcW w:w="9360" w:type="dxa"/>
-            <w:gridSpan w:val="2"/>
-          </w:tcPr>
-          <w:p>
-            <w:r>
-              <w:t>All labs completed as assigned</w:t>
-            </w:r>
-          </w:p>
-        </w:tc>
-        <w:tc>
-          <w:tcPr>
-            <w:tcW w:w="778" w:type="dxa"/>
-          </w:tcPr>
-          <w:p/>
+                <w:bCs/>
+                <w:color w:val="000000"/>
+                <w:sz w:val="22"/>
+                <w:szCs w:val="22"/>
+                <w:lang w:eastAsia="en-US"/>
+              </w:rPr>
+              <w:t>Quizzes</w:t>
+            </w:r>
+          </w:p>
+        </w:tc>
+        <w:tc>
+          <w:tcPr>
+            <w:tcW w:w="7344" w:type="dxa"/>
+          </w:tcPr>
+          <w:p>
+            <w:pPr>
+              <w:rPr>
+                <w:rFonts w:ascii="Calibri" w:eastAsia="Times New Roman" w:hAnsi="Calibri" w:cs="Calibri"/>
+                <w:color w:val="000000"/>
+                <w:sz w:val="22"/>
+                <w:szCs w:val="22"/>
+                <w:lang w:eastAsia="en-US"/>
+              </w:rPr>
+            </w:pPr>
+            <w:r>
+              <w:rPr>
+                <w:rFonts w:ascii="Calibri" w:eastAsia="Times New Roman" w:hAnsi="Calibri" w:cs="Calibri"/>
+                <w:color w:val="000000"/>
+                <w:sz w:val="22"/>
+                <w:szCs w:val="22"/>
+                <w:lang w:eastAsia="en-US"/>
+              </w:rPr>
+              <w:t>All quizzes 80% or higher</w:t>
+            </w:r>
+          </w:p>
+        </w:tc>
+        <w:tc>
+          <w:tcPr>
+            <w:tcW w:w="720" w:type="dxa"/>
+            <w:noWrap/>
+          </w:tcPr>
+          <w:p>
+            <w:pPr>
+              <w:rPr>
+                <w:rFonts w:ascii="Calibri" w:eastAsia="Times New Roman" w:hAnsi="Calibri" w:cs="Calibri"/>
+                <w:color w:val="000000"/>
+                <w:sz w:val="22"/>
+                <w:szCs w:val="22"/>
+                <w:lang w:eastAsia="en-US"/>
+              </w:rPr>
+            </w:pPr>
+          </w:p>
+        </w:tc>
+      </w:tr>
+      <w:tr>
+        <w:trPr>
+          <w:trHeight w:val="20"/>
+        </w:trPr>
+        <w:tc>
+          <w:tcPr>
+            <w:tcW w:w="720" w:type="dxa"/>
+          </w:tcPr>
+          <w:p>
+            <w:pPr>
+              <w:jc w:val="right"/>
+              <w:rPr>
+                <w:rFonts w:ascii="Calibri" w:eastAsia="Times New Roman" w:hAnsi="Calibri" w:cs="Calibri"/>
+                <w:color w:val="000000"/>
+                <w:sz w:val="22"/>
+                <w:szCs w:val="22"/>
+                <w:lang w:eastAsia="en-US"/>
+              </w:rPr>
+            </w:pPr>
+            <w:r>
+              <w:rPr>
+                <w:rFonts w:ascii="Calibri" w:eastAsia="Times New Roman" w:hAnsi="Calibri" w:cs="Calibri"/>
+                <w:color w:val="000000"/>
+                <w:sz w:val="22"/>
+                <w:szCs w:val="22"/>
+                <w:lang w:eastAsia="en-US"/>
+              </w:rPr>
+              <w:t>3d</w:t>
+            </w:r>
+          </w:p>
+        </w:tc>
+        <w:tc>
+          <w:tcPr>
+            <w:tcW w:w="2160" w:type="dxa"/>
+          </w:tcPr>
+          <w:p>
+            <w:pPr>
+              <w:rPr>
+                <w:rFonts w:ascii="Calibri" w:eastAsia="Times New Roman" w:hAnsi="Calibri" w:cs="Calibri"/>
+                <w:b/>
+                <w:bCs/>
+                <w:color w:val="000000"/>
+                <w:sz w:val="22"/>
+                <w:szCs w:val="22"/>
+                <w:lang w:eastAsia="en-US"/>
+              </w:rPr>
+            </w:pPr>
+            <w:r>
+              <w:rPr>
+                <w:rFonts w:ascii="Calibri" w:eastAsia="Times New Roman" w:hAnsi="Calibri" w:cs="Calibri"/>
+                <w:b/>
+                <w:bCs/>
+                <w:color w:val="000000"/>
+                <w:sz w:val="22"/>
+                <w:szCs w:val="22"/>
+                <w:lang w:eastAsia="en-US"/>
+              </w:rPr>
+              <w:t>Exercises</w:t>
+            </w:r>
+          </w:p>
+        </w:tc>
+        <w:tc>
+          <w:tcPr>
+            <w:tcW w:w="7344" w:type="dxa"/>
+          </w:tcPr>
+          <w:p>
+            <w:pPr>
+              <w:rPr>
+                <w:rFonts w:ascii="Calibri" w:eastAsia="Times New Roman" w:hAnsi="Calibri" w:cs="Calibri"/>
+                <w:color w:val="000000"/>
+                <w:sz w:val="22"/>
+                <w:szCs w:val="22"/>
+                <w:lang w:eastAsia="en-US"/>
+              </w:rPr>
+            </w:pPr>
+            <w:r>
+              <w:rPr>
+                <w:rFonts w:ascii="Calibri" w:eastAsia="Times New Roman" w:hAnsi="Calibri" w:cs="Calibri"/>
+                <w:color w:val="000000"/>
+                <w:sz w:val="22"/>
+                <w:szCs w:val="22"/>
+                <w:lang w:eastAsia="en-US"/>
+              </w:rPr>
+              <w:t>All Exercises over 80%</w:t>
+            </w:r>
+          </w:p>
+        </w:tc>
+        <w:tc>
+          <w:tcPr>
+            <w:tcW w:w="720" w:type="dxa"/>
+            <w:noWrap/>
+          </w:tcPr>
+          <w:p>
+            <w:pPr>
+              <w:rPr>
+                <w:rFonts w:ascii="Calibri" w:eastAsia="Times New Roman" w:hAnsi="Calibri" w:cs="Calibri"/>
+                <w:color w:val="000000"/>
+                <w:sz w:val="22"/>
+                <w:szCs w:val="22"/>
+                <w:lang w:eastAsia="en-US"/>
+              </w:rPr>
+            </w:pPr>
+          </w:p>
+        </w:tc>
+      </w:tr>
+      <w:tr>
+        <w:trPr>
+          <w:trHeight w:val="20"/>
+        </w:trPr>
+        <w:tc>
+          <w:tcPr>
+            <w:tcW w:w="720" w:type="dxa"/>
+          </w:tcPr>
+          <w:p>
+            <w:pPr>
+              <w:jc w:val="right"/>
+              <w:rPr>
+                <w:rFonts w:ascii="Calibri" w:eastAsia="Times New Roman" w:hAnsi="Calibri" w:cs="Calibri"/>
+                <w:color w:val="000000"/>
+                <w:sz w:val="22"/>
+                <w:szCs w:val="22"/>
+                <w:lang w:eastAsia="en-US"/>
+              </w:rPr>
+            </w:pPr>
+            <w:r>
+              <w:rPr>
+                <w:rFonts w:ascii="Calibri" w:eastAsia="Times New Roman" w:hAnsi="Calibri" w:cs="Calibri"/>
+                <w:color w:val="000000"/>
+                <w:sz w:val="22"/>
+                <w:szCs w:val="22"/>
+                <w:lang w:eastAsia="en-US"/>
+              </w:rPr>
+              <w:t>3e</w:t>
+            </w:r>
+          </w:p>
+        </w:tc>
+        <w:tc>
+          <w:tcPr>
+            <w:tcW w:w="2160" w:type="dxa"/>
+          </w:tcPr>
+          <w:p>
+            <w:pPr>
+              <w:rPr>
+                <w:rFonts w:ascii="Calibri" w:eastAsia="Times New Roman" w:hAnsi="Calibri" w:cs="Calibri"/>
+                <w:b/>
+                <w:bCs/>
+                <w:color w:val="000000"/>
+                <w:sz w:val="22"/>
+                <w:szCs w:val="22"/>
+                <w:lang w:eastAsia="en-US"/>
+              </w:rPr>
+            </w:pPr>
+            <w:r>
+              <w:rPr>
+                <w:rFonts w:ascii="Calibri" w:eastAsia="Times New Roman" w:hAnsi="Calibri" w:cs="Calibri"/>
+                <w:b/>
+                <w:bCs/>
+                <w:color w:val="000000"/>
+                <w:sz w:val="22"/>
+                <w:szCs w:val="22"/>
+                <w:lang w:eastAsia="en-US"/>
+              </w:rPr>
+              <w:t>Labs</w:t>
+            </w:r>
+          </w:p>
+        </w:tc>
+        <w:tc>
+          <w:tcPr>
+            <w:tcW w:w="7344" w:type="dxa"/>
+          </w:tcPr>
+          <w:p>
+            <w:pPr>
+              <w:rPr>
+                <w:rFonts w:ascii="Calibri" w:eastAsia="Times New Roman" w:hAnsi="Calibri" w:cs="Calibri"/>
+                <w:color w:val="000000"/>
+                <w:sz w:val="22"/>
+                <w:szCs w:val="22"/>
+                <w:lang w:eastAsia="en-US"/>
+              </w:rPr>
+            </w:pPr>
+            <w:r>
+              <w:rPr>
+                <w:rFonts w:ascii="Calibri" w:eastAsia="Times New Roman" w:hAnsi="Calibri" w:cs="Calibri"/>
+                <w:color w:val="000000"/>
+                <w:sz w:val="22"/>
+                <w:szCs w:val="22"/>
+                <w:lang w:eastAsia="en-US"/>
+              </w:rPr>
+              <w:t>All labs complete as instructed</w:t>
+            </w:r>
+          </w:p>
+        </w:tc>
+        <w:tc>
+          <w:tcPr>
+            <w:tcW w:w="720" w:type="dxa"/>
+            <w:noWrap/>
+          </w:tcPr>
+          <w:p>
+            <w:pPr>
+              <w:rPr>
+                <w:rFonts w:ascii="Calibri" w:eastAsia="Times New Roman" w:hAnsi="Calibri" w:cs="Calibri"/>
+                <w:color w:val="000000"/>
+                <w:sz w:val="22"/>
+                <w:szCs w:val="22"/>
+                <w:lang w:eastAsia="en-US"/>
+              </w:rPr>
+            </w:pPr>
+          </w:p>
         </w:tc>
       </w:tr>
     </w:tbl>
@@ -2419,21 +2879,332 @@
     <w:tbl>
       <w:tblPr>
         <w:tblStyle w:val="TableGrid"/>
-        <w:tblW w:w="10849" w:type="dxa"/>
+        <w:tblW w:w="10944" w:type="dxa"/>
         <w:tblLook w:val="04A0" w:firstRow="1" w:lastRow="0" w:firstColumn="1" w:lastColumn="0" w:noHBand="0" w:noVBand="1"/>
       </w:tblPr>
       <w:tblGrid>
-        <w:gridCol w:w="10849"/>
+        <w:gridCol w:w="720"/>
+        <w:gridCol w:w="2160"/>
+        <w:gridCol w:w="7344"/>
+        <w:gridCol w:w="720"/>
       </w:tblGrid>
       <w:tr>
         <w:trPr>
-          <w:trHeight w:val="1440"/>
+          <w:trHeight w:val="20"/>
         </w:trPr>
         <w:tc>
           <w:tcPr>
-            <w:tcW w:w="10849" w:type="dxa"/>
-          </w:tcPr>
-          <w:p/>
+            <w:tcW w:w="720" w:type="dxa"/>
+            <w:hideMark/>
+          </w:tcPr>
+          <w:p>
+            <w:pPr>
+              <w:jc w:val="right"/>
+              <w:rPr>
+                <w:rFonts w:ascii="Calibri" w:eastAsia="Times New Roman" w:hAnsi="Calibri" w:cs="Calibri"/>
+                <w:color w:val="000000"/>
+                <w:sz w:val="22"/>
+                <w:szCs w:val="22"/>
+                <w:lang w:eastAsia="en-US"/>
+              </w:rPr>
+            </w:pPr>
+            <w:r>
+              <w:rPr>
+                <w:rFonts w:ascii="Calibri" w:eastAsia="Times New Roman" w:hAnsi="Calibri" w:cs="Calibri"/>
+                <w:color w:val="000000"/>
+                <w:sz w:val="22"/>
+                <w:szCs w:val="22"/>
+                <w:lang w:eastAsia="en-US"/>
+              </w:rPr>
+              <w:t>1</w:t>
+            </w:r>
+          </w:p>
+        </w:tc>
+        <w:tc>
+          <w:tcPr>
+            <w:tcW w:w="2160" w:type="dxa"/>
+            <w:hideMark/>
+          </w:tcPr>
+          <w:p>
+            <w:pPr>
+              <w:rPr>
+                <w:rFonts w:ascii="Calibri" w:eastAsia="Times New Roman" w:hAnsi="Calibri" w:cs="Calibri"/>
+                <w:b/>
+                <w:bCs/>
+                <w:color w:val="000000"/>
+                <w:sz w:val="22"/>
+                <w:szCs w:val="22"/>
+                <w:lang w:eastAsia="en-US"/>
+              </w:rPr>
+            </w:pPr>
+            <w:r>
+              <w:rPr>
+                <w:rFonts w:ascii="Calibri" w:eastAsia="Times New Roman" w:hAnsi="Calibri" w:cs="Calibri"/>
+                <w:b/>
+                <w:bCs/>
+                <w:color w:val="000000"/>
+                <w:sz w:val="22"/>
+                <w:szCs w:val="22"/>
+                <w:lang w:eastAsia="en-US"/>
+              </w:rPr>
+              <w:t>Had Meeting</w:t>
+            </w:r>
+          </w:p>
+        </w:tc>
+        <w:tc>
+          <w:tcPr>
+            <w:tcW w:w="7344" w:type="dxa"/>
+            <w:hideMark/>
+          </w:tcPr>
+          <w:p>
+            <w:pPr>
+              <w:rPr>
+                <w:rFonts w:ascii="Calibri" w:eastAsia="Times New Roman" w:hAnsi="Calibri" w:cs="Calibri"/>
+                <w:color w:val="000000"/>
+                <w:sz w:val="22"/>
+                <w:szCs w:val="22"/>
+                <w:lang w:eastAsia="en-US"/>
+              </w:rPr>
+            </w:pPr>
+            <w:r>
+              <w:rPr>
+                <w:rFonts w:ascii="Calibri" w:eastAsia="Times New Roman" w:hAnsi="Calibri" w:cs="Calibri"/>
+                <w:color w:val="000000"/>
+                <w:sz w:val="22"/>
+                <w:szCs w:val="22"/>
+                <w:lang w:eastAsia="en-US"/>
+              </w:rPr>
+              <w:t>Company conducted their meeting, and you were present</w:t>
+            </w:r>
+          </w:p>
+        </w:tc>
+        <w:tc>
+          <w:tcPr>
+            <w:tcW w:w="720" w:type="dxa"/>
+            <w:noWrap/>
+            <w:hideMark/>
+          </w:tcPr>
+          <w:p>
+            <w:pPr>
+              <w:rPr>
+                <w:rFonts w:ascii="Calibri" w:eastAsia="Times New Roman" w:hAnsi="Calibri" w:cs="Calibri"/>
+                <w:color w:val="000000"/>
+                <w:sz w:val="22"/>
+                <w:szCs w:val="22"/>
+                <w:lang w:eastAsia="en-US"/>
+              </w:rPr>
+            </w:pPr>
+          </w:p>
+        </w:tc>
+      </w:tr>
+      <w:tr>
+        <w:trPr>
+          <w:trHeight w:val="20"/>
+        </w:trPr>
+        <w:tc>
+          <w:tcPr>
+            <w:tcW w:w="720" w:type="dxa"/>
+          </w:tcPr>
+          <w:p>
+            <w:pPr>
+              <w:jc w:val="right"/>
+              <w:rPr>
+                <w:rFonts w:ascii="Calibri" w:eastAsia="Times New Roman" w:hAnsi="Calibri" w:cs="Calibri"/>
+                <w:color w:val="000000"/>
+                <w:sz w:val="22"/>
+                <w:szCs w:val="22"/>
+                <w:lang w:eastAsia="en-US"/>
+              </w:rPr>
+            </w:pPr>
+            <w:r>
+              <w:rPr>
+                <w:rFonts w:ascii="Calibri" w:eastAsia="Times New Roman" w:hAnsi="Calibri" w:cs="Calibri"/>
+                <w:color w:val="000000"/>
+                <w:sz w:val="22"/>
+                <w:szCs w:val="22"/>
+                <w:lang w:eastAsia="en-US"/>
+              </w:rPr>
+              <w:t>2</w:t>
+            </w:r>
+          </w:p>
+        </w:tc>
+        <w:tc>
+          <w:tcPr>
+            <w:tcW w:w="2160" w:type="dxa"/>
+          </w:tcPr>
+          <w:p>
+            <w:pPr>
+              <w:rPr>
+                <w:rFonts w:ascii="Calibri" w:eastAsia="Times New Roman" w:hAnsi="Calibri" w:cs="Calibri"/>
+                <w:b/>
+                <w:bCs/>
+                <w:color w:val="000000"/>
+                <w:sz w:val="22"/>
+                <w:szCs w:val="22"/>
+                <w:lang w:eastAsia="en-US"/>
+              </w:rPr>
+            </w:pPr>
+            <w:r>
+              <w:rPr>
+                <w:rFonts w:ascii="Calibri" w:eastAsia="Times New Roman" w:hAnsi="Calibri" w:cs="Calibri"/>
+                <w:b/>
+                <w:bCs/>
+                <w:color w:val="000000"/>
+                <w:sz w:val="22"/>
+                <w:szCs w:val="22"/>
+                <w:lang w:eastAsia="en-US"/>
+              </w:rPr>
+              <w:t xml:space="preserve">Issues </w:t>
+            </w:r>
+          </w:p>
+        </w:tc>
+        <w:tc>
+          <w:tcPr>
+            <w:tcW w:w="7344" w:type="dxa"/>
+          </w:tcPr>
+          <w:p>
+            <w:pPr>
+              <w:rPr>
+                <w:rFonts w:ascii="Calibri" w:eastAsia="Times New Roman" w:hAnsi="Calibri" w:cs="Calibri"/>
+                <w:color w:val="000000"/>
+                <w:sz w:val="22"/>
+                <w:szCs w:val="22"/>
+                <w:lang w:eastAsia="en-US"/>
+              </w:rPr>
+            </w:pPr>
+            <w:r>
+              <w:rPr>
+                <w:rFonts w:ascii="Calibri" w:eastAsia="Times New Roman" w:hAnsi="Calibri" w:cs="Calibri"/>
+                <w:color w:val="000000"/>
+                <w:sz w:val="22"/>
+                <w:szCs w:val="22"/>
+                <w:lang w:eastAsia="en-US"/>
+              </w:rPr>
+              <w:t>Issues were assigned</w:t>
+            </w:r>
+          </w:p>
+        </w:tc>
+        <w:tc>
+          <w:tcPr>
+            <w:tcW w:w="720" w:type="dxa"/>
+            <w:noWrap/>
+          </w:tcPr>
+          <w:p>
+            <w:pPr>
+              <w:rPr>
+                <w:rFonts w:ascii="Calibri" w:eastAsia="Times New Roman" w:hAnsi="Calibri" w:cs="Calibri"/>
+                <w:color w:val="000000"/>
+                <w:sz w:val="22"/>
+                <w:szCs w:val="22"/>
+                <w:lang w:eastAsia="en-US"/>
+              </w:rPr>
+            </w:pPr>
+          </w:p>
+        </w:tc>
+      </w:tr>
+      <w:tr>
+        <w:trPr>
+          <w:trHeight w:val="20"/>
+        </w:trPr>
+        <w:tc>
+          <w:tcPr>
+            <w:tcW w:w="720" w:type="dxa"/>
+          </w:tcPr>
+          <w:p>
+            <w:pPr>
+              <w:jc w:val="right"/>
+              <w:rPr>
+                <w:rFonts w:ascii="Calibri" w:eastAsia="Times New Roman" w:hAnsi="Calibri" w:cs="Calibri"/>
+                <w:color w:val="000000"/>
+                <w:sz w:val="22"/>
+                <w:szCs w:val="22"/>
+                <w:lang w:eastAsia="en-US"/>
+              </w:rPr>
+            </w:pPr>
+            <w:r>
+              <w:rPr>
+                <w:rFonts w:ascii="Calibri" w:eastAsia="Times New Roman" w:hAnsi="Calibri" w:cs="Calibri"/>
+                <w:color w:val="000000"/>
+                <w:sz w:val="22"/>
+                <w:szCs w:val="22"/>
+                <w:lang w:eastAsia="en-US"/>
+              </w:rPr>
+              <w:t>3</w:t>
+            </w:r>
+          </w:p>
+        </w:tc>
+        <w:tc>
+          <w:tcPr>
+            <w:tcW w:w="2160" w:type="dxa"/>
+          </w:tcPr>
+          <w:p>
+            <w:pPr>
+              <w:rPr>
+                <w:rFonts w:ascii="Calibri" w:eastAsia="Times New Roman" w:hAnsi="Calibri" w:cs="Calibri"/>
+                <w:b/>
+                <w:bCs/>
+                <w:color w:val="000000"/>
+                <w:sz w:val="22"/>
+                <w:szCs w:val="22"/>
+                <w:lang w:eastAsia="en-US"/>
+              </w:rPr>
+            </w:pPr>
+            <w:r>
+              <w:rPr>
+                <w:rFonts w:ascii="Calibri" w:eastAsia="Times New Roman" w:hAnsi="Calibri" w:cs="Calibri"/>
+                <w:b/>
+                <w:bCs/>
+                <w:color w:val="000000"/>
+                <w:sz w:val="22"/>
+                <w:szCs w:val="22"/>
+                <w:lang w:eastAsia="en-US"/>
+              </w:rPr>
+              <w:t>Documented</w:t>
+            </w:r>
+          </w:p>
+        </w:tc>
+        <w:tc>
+          <w:tcPr>
+            <w:tcW w:w="7344" w:type="dxa"/>
+          </w:tcPr>
+          <w:p>
+            <w:pPr>
+              <w:rPr>
+                <w:rFonts w:ascii="Calibri" w:eastAsia="Times New Roman" w:hAnsi="Calibri" w:cs="Calibri"/>
+                <w:color w:val="000000"/>
+                <w:sz w:val="22"/>
+                <w:szCs w:val="22"/>
+                <w:lang w:eastAsia="en-US"/>
+              </w:rPr>
+            </w:pPr>
+            <w:r>
+              <w:rPr>
+                <w:rFonts w:ascii="Calibri" w:eastAsia="Times New Roman" w:hAnsi="Calibri" w:cs="Calibri"/>
+                <w:color w:val="000000"/>
+                <w:sz w:val="22"/>
+                <w:szCs w:val="22"/>
+                <w:lang w:eastAsia="en-US"/>
+              </w:rPr>
+              <w:t>Issues were documented properly on the project’s repo.</w:t>
+            </w:r>
+          </w:p>
+        </w:tc>
+        <w:tc>
+          <w:tcPr>
+            <w:tcW w:w="720" w:type="dxa"/>
+            <w:noWrap/>
+          </w:tcPr>
+          <w:p>
+            <w:pPr>
+              <w:rPr>
+                <w:rFonts w:ascii="Calibri" w:eastAsia="Times New Roman" w:hAnsi="Calibri" w:cs="Calibri"/>
+                <w:color w:val="000000"/>
+                <w:sz w:val="22"/>
+                <w:szCs w:val="22"/>
+                <w:lang w:eastAsia="en-US"/>
+              </w:rPr>
+            </w:pPr>
+          </w:p>
         </w:tc>
       </w:tr>
     </w:tbl>
@@ -2448,21 +3219,227 @@
     <w:tbl>
       <w:tblPr>
         <w:tblStyle w:val="TableGrid"/>
-        <w:tblW w:w="10849" w:type="dxa"/>
+        <w:tblW w:w="10944" w:type="dxa"/>
         <w:tblLook w:val="04A0" w:firstRow="1" w:lastRow="0" w:firstColumn="1" w:lastColumn="0" w:noHBand="0" w:noVBand="1"/>
       </w:tblPr>
       <w:tblGrid>
-        <w:gridCol w:w="10849"/>
+        <w:gridCol w:w="720"/>
+        <w:gridCol w:w="2160"/>
+        <w:gridCol w:w="7344"/>
+        <w:gridCol w:w="720"/>
       </w:tblGrid>
       <w:tr>
         <w:trPr>
-          <w:trHeight w:val="1440"/>
+          <w:trHeight w:val="20"/>
         </w:trPr>
         <w:tc>
           <w:tcPr>
-            <w:tcW w:w="10849" w:type="dxa"/>
-          </w:tcPr>
-          <w:p/>
+            <w:tcW w:w="720" w:type="dxa"/>
+            <w:hideMark/>
+          </w:tcPr>
+          <w:p>
+            <w:pPr>
+              <w:jc w:val="right"/>
+              <w:rPr>
+                <w:rFonts w:ascii="Calibri" w:eastAsia="Times New Roman" w:hAnsi="Calibri" w:cs="Calibri"/>
+                <w:color w:val="000000"/>
+                <w:sz w:val="22"/>
+                <w:szCs w:val="22"/>
+                <w:lang w:eastAsia="en-US"/>
+              </w:rPr>
+            </w:pPr>
+            <w:r>
+              <w:rPr>
+                <w:rFonts w:ascii="Calibri" w:eastAsia="Times New Roman" w:hAnsi="Calibri" w:cs="Calibri"/>
+                <w:color w:val="000000"/>
+                <w:sz w:val="22"/>
+                <w:szCs w:val="22"/>
+                <w:lang w:eastAsia="en-US"/>
+              </w:rPr>
+              <w:t>1</w:t>
+            </w:r>
+          </w:p>
+        </w:tc>
+        <w:tc>
+          <w:tcPr>
+            <w:tcW w:w="2160" w:type="dxa"/>
+            <w:hideMark/>
+          </w:tcPr>
+          <w:p>
+            <w:pPr>
+              <w:rPr>
+                <w:rFonts w:ascii="Calibri" w:eastAsia="Times New Roman" w:hAnsi="Calibri" w:cs="Calibri"/>
+                <w:b/>
+                <w:bCs/>
+                <w:color w:val="000000"/>
+                <w:sz w:val="22"/>
+                <w:szCs w:val="22"/>
+                <w:lang w:eastAsia="en-US"/>
+              </w:rPr>
+            </w:pPr>
+            <w:r>
+              <w:rPr>
+                <w:rFonts w:ascii="Calibri" w:eastAsia="Times New Roman" w:hAnsi="Calibri" w:cs="Calibri"/>
+                <w:b/>
+                <w:bCs/>
+                <w:color w:val="000000"/>
+                <w:sz w:val="22"/>
+                <w:szCs w:val="22"/>
+                <w:lang w:eastAsia="en-US"/>
+              </w:rPr>
+              <w:t>Clarity</w:t>
+            </w:r>
+          </w:p>
+        </w:tc>
+        <w:tc>
+          <w:tcPr>
+            <w:tcW w:w="7344" w:type="dxa"/>
+            <w:hideMark/>
+          </w:tcPr>
+          <w:p>
+            <w:pPr>
+              <w:rPr>
+                <w:rFonts w:ascii="Calibri" w:eastAsia="Times New Roman" w:hAnsi="Calibri" w:cs="Calibri"/>
+                <w:color w:val="000000"/>
+                <w:sz w:val="22"/>
+                <w:szCs w:val="22"/>
+                <w:lang w:eastAsia="en-US"/>
+              </w:rPr>
+            </w:pPr>
+            <w:r>
+              <w:rPr>
+                <w:rFonts w:ascii="Calibri" w:eastAsia="Times New Roman" w:hAnsi="Calibri" w:cs="Calibri"/>
+                <w:color w:val="000000"/>
+                <w:sz w:val="22"/>
+                <w:szCs w:val="22"/>
+                <w:lang w:eastAsia="en-US"/>
+              </w:rPr>
+              <w:t>Teacher is able to accurately determine what you worked on</w:t>
+            </w:r>
+          </w:p>
+        </w:tc>
+        <w:tc>
+          <w:tcPr>
+            <w:tcW w:w="720" w:type="dxa"/>
+            <w:noWrap/>
+            <w:hideMark/>
+          </w:tcPr>
+          <w:p>
+            <w:pPr>
+              <w:rPr>
+                <w:rFonts w:ascii="Calibri" w:eastAsia="Times New Roman" w:hAnsi="Calibri" w:cs="Calibri"/>
+                <w:color w:val="000000"/>
+                <w:sz w:val="22"/>
+                <w:szCs w:val="22"/>
+                <w:lang w:eastAsia="en-US"/>
+              </w:rPr>
+            </w:pPr>
+          </w:p>
+        </w:tc>
+      </w:tr>
+      <w:tr>
+        <w:trPr>
+          <w:trHeight w:val="20"/>
+        </w:trPr>
+        <w:tc>
+          <w:tcPr>
+            <w:tcW w:w="720" w:type="dxa"/>
+          </w:tcPr>
+          <w:p>
+            <w:pPr>
+              <w:jc w:val="right"/>
+              <w:rPr>
+                <w:rFonts w:ascii="Calibri" w:eastAsia="Times New Roman" w:hAnsi="Calibri" w:cs="Calibri"/>
+                <w:color w:val="000000"/>
+                <w:sz w:val="22"/>
+                <w:szCs w:val="22"/>
+                <w:lang w:eastAsia="en-US"/>
+              </w:rPr>
+            </w:pPr>
+            <w:r>
+              <w:rPr>
+                <w:rFonts w:ascii="Calibri" w:eastAsia="Times New Roman" w:hAnsi="Calibri" w:cs="Calibri"/>
+                <w:color w:val="000000"/>
+                <w:sz w:val="22"/>
+                <w:szCs w:val="22"/>
+                <w:lang w:eastAsia="en-US"/>
+              </w:rPr>
+              <w:t>2</w:t>
+            </w:r>
+          </w:p>
+        </w:tc>
+        <w:tc>
+          <w:tcPr>
+            <w:tcW w:w="2160" w:type="dxa"/>
+          </w:tcPr>
+          <w:p>
+            <w:pPr>
+              <w:rPr>
+                <w:rFonts w:ascii="Calibri" w:eastAsia="Times New Roman" w:hAnsi="Calibri" w:cs="Calibri"/>
+                <w:b/>
+                <w:bCs/>
+                <w:color w:val="000000"/>
+                <w:sz w:val="22"/>
+                <w:szCs w:val="22"/>
+                <w:lang w:eastAsia="en-US"/>
+              </w:rPr>
+            </w:pPr>
+            <w:r>
+              <w:rPr>
+                <w:rFonts w:ascii="Calibri" w:eastAsia="Times New Roman" w:hAnsi="Calibri" w:cs="Calibri"/>
+                <w:b/>
+                <w:bCs/>
+                <w:color w:val="000000"/>
+                <w:sz w:val="22"/>
+                <w:szCs w:val="22"/>
+                <w:lang w:eastAsia="en-US"/>
+              </w:rPr>
+              <w:t>Time Management</w:t>
+            </w:r>
+          </w:p>
+        </w:tc>
+        <w:tc>
+          <w:tcPr>
+            <w:tcW w:w="7344" w:type="dxa"/>
+          </w:tcPr>
+          <w:p>
+            <w:pPr>
+              <w:rPr>
+                <w:rFonts w:ascii="Calibri" w:eastAsia="Times New Roman" w:hAnsi="Calibri" w:cs="Calibri"/>
+                <w:color w:val="000000"/>
+                <w:sz w:val="22"/>
+                <w:szCs w:val="22"/>
+                <w:lang w:eastAsia="en-US"/>
+              </w:rPr>
+            </w:pPr>
+            <w:r>
+              <w:rPr>
+                <w:rFonts w:ascii="Calibri" w:eastAsia="Times New Roman" w:hAnsi="Calibri" w:cs="Calibri"/>
+                <w:color w:val="000000"/>
+                <w:sz w:val="22"/>
+                <w:szCs w:val="22"/>
+                <w:lang w:eastAsia="en-US"/>
+              </w:rPr>
+              <w:t>The work you did reasonably matches the time given to do it</w:t>
+            </w:r>
+          </w:p>
+        </w:tc>
+        <w:tc>
+          <w:tcPr>
+            <w:tcW w:w="720" w:type="dxa"/>
+            <w:noWrap/>
+          </w:tcPr>
+          <w:p>
+            <w:pPr>
+              <w:rPr>
+                <w:rFonts w:ascii="Calibri" w:eastAsia="Times New Roman" w:hAnsi="Calibri" w:cs="Calibri"/>
+                <w:color w:val="000000"/>
+                <w:sz w:val="22"/>
+                <w:szCs w:val="22"/>
+                <w:lang w:eastAsia="en-US"/>
+              </w:rPr>
+            </w:pPr>
+          </w:p>
         </w:tc>
       </w:tr>
     </w:tbl>
@@ -2477,21 +3454,354 @@
     <w:tbl>
       <w:tblPr>
         <w:tblStyle w:val="TableGrid"/>
-        <w:tblW w:w="10849" w:type="dxa"/>
+        <w:tblW w:w="10944" w:type="dxa"/>
         <w:tblLook w:val="04A0" w:firstRow="1" w:lastRow="0" w:firstColumn="1" w:lastColumn="0" w:noHBand="0" w:noVBand="1"/>
       </w:tblPr>
       <w:tblGrid>
-        <w:gridCol w:w="10849"/>
+        <w:gridCol w:w="720"/>
+        <w:gridCol w:w="2160"/>
+        <w:gridCol w:w="7344"/>
+        <w:gridCol w:w="720"/>
       </w:tblGrid>
       <w:tr>
         <w:trPr>
-          <w:trHeight w:val="1440"/>
+          <w:trHeight w:val="20"/>
         </w:trPr>
         <w:tc>
           <w:tcPr>
-            <w:tcW w:w="10849" w:type="dxa"/>
-          </w:tcPr>
-          <w:p/>
+            <w:tcW w:w="720" w:type="dxa"/>
+            <w:hideMark/>
+          </w:tcPr>
+          <w:p>
+            <w:pPr>
+              <w:jc w:val="right"/>
+              <w:rPr>
+                <w:rFonts w:ascii="Calibri" w:eastAsia="Times New Roman" w:hAnsi="Calibri" w:cs="Calibri"/>
+                <w:color w:val="000000"/>
+                <w:sz w:val="22"/>
+                <w:szCs w:val="22"/>
+                <w:lang w:eastAsia="en-US"/>
+              </w:rPr>
+            </w:pPr>
+            <w:r>
+              <w:rPr>
+                <w:rFonts w:ascii="Calibri" w:eastAsia="Times New Roman" w:hAnsi="Calibri" w:cs="Calibri"/>
+                <w:color w:val="000000"/>
+                <w:sz w:val="22"/>
+                <w:szCs w:val="22"/>
+                <w:lang w:eastAsia="en-US"/>
+              </w:rPr>
+              <w:t>1</w:t>
+            </w:r>
+          </w:p>
+        </w:tc>
+        <w:tc>
+          <w:tcPr>
+            <w:tcW w:w="2160" w:type="dxa"/>
+            <w:hideMark/>
+          </w:tcPr>
+          <w:p>
+            <w:pPr>
+              <w:rPr>
+                <w:rFonts w:ascii="Calibri" w:eastAsia="Times New Roman" w:hAnsi="Calibri" w:cs="Calibri"/>
+                <w:b/>
+                <w:bCs/>
+                <w:color w:val="000000"/>
+                <w:sz w:val="22"/>
+                <w:szCs w:val="22"/>
+                <w:lang w:eastAsia="en-US"/>
+              </w:rPr>
+            </w:pPr>
+            <w:r>
+              <w:rPr>
+                <w:rFonts w:ascii="Calibri" w:eastAsia="Times New Roman" w:hAnsi="Calibri" w:cs="Calibri"/>
+                <w:b/>
+                <w:bCs/>
+                <w:color w:val="000000"/>
+                <w:sz w:val="22"/>
+                <w:szCs w:val="22"/>
+                <w:lang w:eastAsia="en-US"/>
+              </w:rPr>
+              <w:t>Time Management</w:t>
+            </w:r>
+          </w:p>
+        </w:tc>
+        <w:tc>
+          <w:tcPr>
+            <w:tcW w:w="7344" w:type="dxa"/>
+            <w:hideMark/>
+          </w:tcPr>
+          <w:p>
+            <w:pPr>
+              <w:rPr>
+                <w:rFonts w:ascii="Calibri" w:eastAsia="Times New Roman" w:hAnsi="Calibri" w:cs="Calibri"/>
+                <w:color w:val="000000"/>
+                <w:sz w:val="22"/>
+                <w:szCs w:val="22"/>
+                <w:lang w:eastAsia="en-US"/>
+              </w:rPr>
+            </w:pPr>
+            <w:r>
+              <w:rPr>
+                <w:rFonts w:ascii="Calibri" w:eastAsia="Times New Roman" w:hAnsi="Calibri" w:cs="Calibri"/>
+                <w:color w:val="000000"/>
+                <w:sz w:val="22"/>
+                <w:szCs w:val="22"/>
+                <w:lang w:eastAsia="en-US"/>
+              </w:rPr>
+              <w:t>Issues were completed in reasonable time</w:t>
+            </w:r>
+          </w:p>
+        </w:tc>
+        <w:tc>
+          <w:tcPr>
+            <w:tcW w:w="720" w:type="dxa"/>
+            <w:noWrap/>
+            <w:hideMark/>
+          </w:tcPr>
+          <w:p>
+            <w:pPr>
+              <w:rPr>
+                <w:rFonts w:ascii="Calibri" w:eastAsia="Times New Roman" w:hAnsi="Calibri" w:cs="Calibri"/>
+                <w:color w:val="000000"/>
+                <w:sz w:val="22"/>
+                <w:szCs w:val="22"/>
+                <w:lang w:eastAsia="en-US"/>
+              </w:rPr>
+            </w:pPr>
+          </w:p>
+        </w:tc>
+      </w:tr>
+      <w:tr>
+        <w:trPr>
+          <w:trHeight w:val="20"/>
+        </w:trPr>
+        <w:tc>
+          <w:tcPr>
+            <w:tcW w:w="720" w:type="dxa"/>
+          </w:tcPr>
+          <w:p>
+            <w:pPr>
+              <w:jc w:val="right"/>
+              <w:rPr>
+                <w:rFonts w:ascii="Calibri" w:eastAsia="Times New Roman" w:hAnsi="Calibri" w:cs="Calibri"/>
+                <w:color w:val="000000"/>
+                <w:sz w:val="22"/>
+                <w:szCs w:val="22"/>
+                <w:lang w:eastAsia="en-US"/>
+              </w:rPr>
+            </w:pPr>
+            <w:r>
+              <w:rPr>
+                <w:rFonts w:ascii="Calibri" w:eastAsia="Times New Roman" w:hAnsi="Calibri" w:cs="Calibri"/>
+                <w:color w:val="000000"/>
+                <w:sz w:val="22"/>
+                <w:szCs w:val="22"/>
+                <w:lang w:eastAsia="en-US"/>
+              </w:rPr>
+              <w:t>2</w:t>
+            </w:r>
+          </w:p>
+        </w:tc>
+        <w:tc>
+          <w:tcPr>
+            <w:tcW w:w="2160" w:type="dxa"/>
+          </w:tcPr>
+          <w:p>
+            <w:pPr>
+              <w:rPr>
+                <w:rFonts w:ascii="Calibri" w:eastAsia="Times New Roman" w:hAnsi="Calibri" w:cs="Calibri"/>
+                <w:b/>
+                <w:bCs/>
+                <w:color w:val="000000"/>
+                <w:sz w:val="22"/>
+                <w:szCs w:val="22"/>
+                <w:lang w:eastAsia="en-US"/>
+              </w:rPr>
+            </w:pPr>
+            <w:r>
+              <w:rPr>
+                <w:rFonts w:ascii="Calibri" w:eastAsia="Times New Roman" w:hAnsi="Calibri" w:cs="Calibri"/>
+                <w:b/>
+                <w:bCs/>
+                <w:color w:val="000000"/>
+                <w:sz w:val="22"/>
+                <w:szCs w:val="22"/>
+                <w:lang w:eastAsia="en-US"/>
+              </w:rPr>
+              <w:t>Verified</w:t>
+            </w:r>
+          </w:p>
+        </w:tc>
+        <w:tc>
+          <w:tcPr>
+            <w:tcW w:w="7344" w:type="dxa"/>
+          </w:tcPr>
+          <w:p>
+            <w:pPr>
+              <w:rPr>
+                <w:rFonts w:ascii="Calibri" w:eastAsia="Times New Roman" w:hAnsi="Calibri" w:cs="Calibri"/>
+                <w:color w:val="000000"/>
+                <w:sz w:val="22"/>
+                <w:szCs w:val="22"/>
+                <w:lang w:eastAsia="en-US"/>
+              </w:rPr>
+            </w:pPr>
+            <w:r>
+              <w:rPr>
+                <w:rFonts w:ascii="Calibri" w:eastAsia="Times New Roman" w:hAnsi="Calibri" w:cs="Calibri"/>
+                <w:color w:val="000000"/>
+                <w:sz w:val="22"/>
+                <w:szCs w:val="22"/>
+                <w:lang w:eastAsia="en-US"/>
+              </w:rPr>
+              <w:t>Project Manager signed that you completed each issue</w:t>
+            </w:r>
+          </w:p>
+        </w:tc>
+        <w:tc>
+          <w:tcPr>
+            <w:tcW w:w="720" w:type="dxa"/>
+            <w:noWrap/>
+          </w:tcPr>
+          <w:p>
+            <w:pPr>
+              <w:rPr>
+                <w:rFonts w:ascii="Calibri" w:eastAsia="Times New Roman" w:hAnsi="Calibri" w:cs="Calibri"/>
+                <w:color w:val="000000"/>
+                <w:sz w:val="22"/>
+                <w:szCs w:val="22"/>
+                <w:lang w:eastAsia="en-US"/>
+              </w:rPr>
+            </w:pPr>
+          </w:p>
+        </w:tc>
+      </w:tr>
+      <w:tr>
+        <w:trPr>
+          <w:trHeight w:val="20"/>
+        </w:trPr>
+        <w:tc>
+          <w:tcPr>
+            <w:tcW w:w="720" w:type="dxa"/>
+          </w:tcPr>
+          <w:p>
+            <w:pPr>
+              <w:jc w:val="right"/>
+              <w:rPr>
+                <w:rFonts w:ascii="Calibri" w:eastAsia="Times New Roman" w:hAnsi="Calibri" w:cs="Calibri"/>
+                <w:color w:val="000000"/>
+                <w:sz w:val="22"/>
+                <w:szCs w:val="22"/>
+                <w:lang w:eastAsia="en-US"/>
+              </w:rPr>
+            </w:pPr>
+            <w:r>
+              <w:rPr>
+                <w:rFonts w:ascii="Calibri" w:eastAsia="Times New Roman" w:hAnsi="Calibri" w:cs="Calibri"/>
+                <w:color w:val="000000"/>
+                <w:sz w:val="22"/>
+                <w:szCs w:val="22"/>
+                <w:lang w:eastAsia="en-US"/>
+              </w:rPr>
+              <w:t>3</w:t>
+            </w:r>
+          </w:p>
+        </w:tc>
+        <w:tc>
+          <w:tcPr>
+            <w:tcW w:w="2160" w:type="dxa"/>
+          </w:tcPr>
+          <w:p>
+            <w:pPr>
+              <w:rPr>
+                <w:rFonts w:ascii="Calibri" w:eastAsia="Times New Roman" w:hAnsi="Calibri" w:cs="Calibri"/>
+                <w:b/>
+                <w:bCs/>
+                <w:color w:val="000000"/>
+                <w:sz w:val="22"/>
+                <w:szCs w:val="22"/>
+                <w:lang w:eastAsia="en-US"/>
+              </w:rPr>
+            </w:pPr>
+            <w:r>
+              <w:rPr>
+                <w:rFonts w:ascii="Calibri" w:eastAsia="Times New Roman" w:hAnsi="Calibri" w:cs="Calibri"/>
+                <w:b/>
+                <w:bCs/>
+                <w:color w:val="000000"/>
+                <w:sz w:val="22"/>
+                <w:szCs w:val="22"/>
+                <w:lang w:eastAsia="en-US"/>
+              </w:rPr>
+              <w:t>Documentation</w:t>
+            </w:r>
+          </w:p>
+        </w:tc>
+        <w:tc>
+          <w:tcPr>
+            <w:tcW w:w="7344" w:type="dxa"/>
+          </w:tcPr>
+          <w:p>
+            <w:pPr>
+              <w:rPr>
+                <w:rFonts w:ascii="Calibri" w:eastAsia="Times New Roman" w:hAnsi="Calibri" w:cs="Calibri"/>
+                <w:color w:val="000000"/>
+                <w:sz w:val="22"/>
+                <w:szCs w:val="22"/>
+                <w:lang w:eastAsia="en-US"/>
+              </w:rPr>
+            </w:pPr>
+            <w:r>
+              <w:rPr>
+                <w:rFonts w:ascii="Calibri" w:eastAsia="Times New Roman" w:hAnsi="Calibri" w:cs="Calibri"/>
+                <w:color w:val="000000"/>
+                <w:sz w:val="22"/>
+                <w:szCs w:val="22"/>
+                <w:lang w:eastAsia="en-US"/>
+              </w:rPr>
+              <w:t xml:space="preserve">Issue and PR are properly documented on the </w:t>
+            </w:r>
+            <w:proofErr w:type="spellStart"/>
+            <w:r>
+              <w:rPr>
+                <w:rFonts w:ascii="Calibri" w:eastAsia="Times New Roman" w:hAnsi="Calibri" w:cs="Calibri"/>
+                <w:color w:val="000000"/>
+                <w:sz w:val="22"/>
+                <w:szCs w:val="22"/>
+                <w:lang w:eastAsia="en-US"/>
+              </w:rPr>
+              <w:t>Github</w:t>
+            </w:r>
+            <w:proofErr w:type="spellEnd"/>
+            <w:r>
+              <w:rPr>
+                <w:rFonts w:ascii="Calibri" w:eastAsia="Times New Roman" w:hAnsi="Calibri" w:cs="Calibri"/>
+                <w:color w:val="000000"/>
+                <w:sz w:val="22"/>
+                <w:szCs w:val="22"/>
+                <w:lang w:eastAsia="en-US"/>
+              </w:rPr>
+              <w:t xml:space="preserve"> Repo and in DocPac</w:t>
+            </w:r>
+          </w:p>
+        </w:tc>
+        <w:tc>
+          <w:tcPr>
+            <w:tcW w:w="720" w:type="dxa"/>
+            <w:noWrap/>
+          </w:tcPr>
+          <w:p>
+            <w:pPr>
+              <w:rPr>
+                <w:rFonts w:ascii="Calibri" w:eastAsia="Times New Roman" w:hAnsi="Calibri" w:cs="Calibri"/>
+                <w:color w:val="000000"/>
+                <w:sz w:val="22"/>
+                <w:szCs w:val="22"/>
+                <w:lang w:eastAsia="en-US"/>
+              </w:rPr>
+            </w:pPr>
+          </w:p>
         </w:tc>
       </w:tr>
     </w:tbl>
@@ -2512,19 +3822,356 @@
     <w:tbl>
       <w:tblPr>
         <w:tblStyle w:val="TableGrid"/>
-        <w:tblW w:w="10849" w:type="dxa"/>
+        <w:tblW w:w="10944" w:type="dxa"/>
+        <w:tblLayout w:type="fixed"/>
         <w:tblLook w:val="04A0" w:firstRow="1" w:lastRow="0" w:firstColumn="1" w:lastColumn="0" w:noHBand="0" w:noVBand="1"/>
       </w:tblPr>
       <w:tblGrid>
-        <w:gridCol w:w="10849"/>
+        <w:gridCol w:w="720"/>
+        <w:gridCol w:w="9360"/>
+        <w:gridCol w:w="864"/>
       </w:tblGrid>
       <w:tr>
-        <w:trPr>
-          <w:trHeight w:val="1440"/>
-        </w:trPr>
-        <w:tc>
-          <w:tcPr>
-            <w:tcW w:w="10849" w:type="dxa"/>
+        <w:tc>
+          <w:tcPr>
+            <w:tcW w:w="720" w:type="dxa"/>
+            <w:vAlign w:val="center"/>
+          </w:tcPr>
+          <w:p>
+            <w:pPr>
+              <w:jc w:val="center"/>
+              <w:rPr>
+                <w:b/>
+              </w:rPr>
+            </w:pPr>
+            <w:r>
+              <w:rPr>
+                <w:b/>
+              </w:rPr>
+              <w:t>1</w:t>
+            </w:r>
+          </w:p>
+        </w:tc>
+        <w:tc>
+          <w:tcPr>
+            <w:tcW w:w="9360" w:type="dxa"/>
+          </w:tcPr>
+          <w:p>
+            <w:r>
+              <w:t>DocPac is turned in on time</w:t>
+            </w:r>
+          </w:p>
+        </w:tc>
+        <w:tc>
+          <w:tcPr>
+            <w:tcW w:w="864" w:type="dxa"/>
+          </w:tcPr>
+          <w:p/>
+        </w:tc>
+      </w:tr>
+      <w:tr>
+        <w:tc>
+          <w:tcPr>
+            <w:tcW w:w="720" w:type="dxa"/>
+            <w:vAlign w:val="center"/>
+          </w:tcPr>
+          <w:p>
+            <w:pPr>
+              <w:jc w:val="center"/>
+              <w:rPr>
+                <w:b/>
+              </w:rPr>
+            </w:pPr>
+            <w:r>
+              <w:rPr>
+                <w:b/>
+              </w:rPr>
+              <w:t>2</w:t>
+            </w:r>
+          </w:p>
+        </w:tc>
+        <w:tc>
+          <w:tcPr>
+            <w:tcW w:w="9360" w:type="dxa"/>
+          </w:tcPr>
+          <w:p>
+            <w:r>
+              <w:t>Answered each question in each prompt fully (no short answers)</w:t>
+            </w:r>
+          </w:p>
+        </w:tc>
+        <w:tc>
+          <w:tcPr>
+            <w:tcW w:w="864" w:type="dxa"/>
+          </w:tcPr>
+          <w:p/>
+        </w:tc>
+      </w:tr>
+      <w:tr>
+        <w:tc>
+          <w:tcPr>
+            <w:tcW w:w="720" w:type="dxa"/>
+            <w:vAlign w:val="center"/>
+          </w:tcPr>
+          <w:p>
+            <w:pPr>
+              <w:jc w:val="center"/>
+              <w:rPr>
+                <w:b/>
+              </w:rPr>
+            </w:pPr>
+            <w:r>
+              <w:rPr>
+                <w:b/>
+              </w:rPr>
+              <w:t>3</w:t>
+            </w:r>
+          </w:p>
+        </w:tc>
+        <w:tc>
+          <w:tcPr>
+            <w:tcW w:w="9360" w:type="dxa"/>
+          </w:tcPr>
+          <w:p>
+            <w:r>
+              <w:t>Spelling and handwriting</w:t>
+            </w:r>
+          </w:p>
+        </w:tc>
+        <w:tc>
+          <w:tcPr>
+            <w:tcW w:w="864" w:type="dxa"/>
+          </w:tcPr>
+          <w:p/>
+        </w:tc>
+      </w:tr>
+      <w:tr>
+        <w:tc>
+          <w:tcPr>
+            <w:tcW w:w="720" w:type="dxa"/>
+            <w:vAlign w:val="center"/>
+          </w:tcPr>
+          <w:p>
+            <w:pPr>
+              <w:jc w:val="center"/>
+              <w:rPr>
+                <w:b/>
+              </w:rPr>
+            </w:pPr>
+            <w:r>
+              <w:rPr>
+                <w:b/>
+              </w:rPr>
+              <w:t>4</w:t>
+            </w:r>
+          </w:p>
+        </w:tc>
+        <w:tc>
+          <w:tcPr>
+            <w:tcW w:w="9360" w:type="dxa"/>
+          </w:tcPr>
+          <w:p>
+            <w:r>
+              <w:t>DocPac is neatly folded</w:t>
+            </w:r>
+          </w:p>
+        </w:tc>
+        <w:tc>
+          <w:tcPr>
+            <w:tcW w:w="864" w:type="dxa"/>
+          </w:tcPr>
+          <w:p/>
+        </w:tc>
+      </w:tr>
+      <w:tr>
+        <w:tc>
+          <w:tcPr>
+            <w:tcW w:w="720" w:type="dxa"/>
+            <w:vAlign w:val="center"/>
+          </w:tcPr>
+          <w:p>
+            <w:pPr>
+              <w:jc w:val="center"/>
+              <w:rPr>
+                <w:b/>
+              </w:rPr>
+            </w:pPr>
+            <w:r>
+              <w:rPr>
+                <w:b/>
+              </w:rPr>
+              <w:t>5</w:t>
+            </w:r>
+          </w:p>
+        </w:tc>
+        <w:tc>
+          <w:tcPr>
+            <w:tcW w:w="9360" w:type="dxa"/>
+          </w:tcPr>
+          <w:p>
+            <w:r>
+              <w:t>DocPac is not stained or damaged</w:t>
+            </w:r>
+          </w:p>
+        </w:tc>
+        <w:tc>
+          <w:tcPr>
+            <w:tcW w:w="864" w:type="dxa"/>
+          </w:tcPr>
+          <w:p/>
+        </w:tc>
+      </w:tr>
+      <w:tr>
+        <w:tc>
+          <w:tcPr>
+            <w:tcW w:w="720" w:type="dxa"/>
+            <w:vAlign w:val="center"/>
+          </w:tcPr>
+          <w:p>
+            <w:pPr>
+              <w:jc w:val="center"/>
+              <w:rPr>
+                <w:b/>
+              </w:rPr>
+            </w:pPr>
+            <w:r>
+              <w:rPr>
+                <w:b/>
+              </w:rPr>
+              <w:t>6</w:t>
+            </w:r>
+          </w:p>
+        </w:tc>
+        <w:tc>
+          <w:tcPr>
+            <w:tcW w:w="9360" w:type="dxa"/>
+          </w:tcPr>
+          <w:p>
+            <w:r>
+              <w:t>No doodles, scribbles, or unnecessary writing</w:t>
+            </w:r>
+          </w:p>
+        </w:tc>
+        <w:tc>
+          <w:tcPr>
+            <w:tcW w:w="864" w:type="dxa"/>
+          </w:tcPr>
+          <w:p/>
+        </w:tc>
+      </w:tr>
+      <w:tr>
+        <w:tc>
+          <w:tcPr>
+            <w:tcW w:w="720" w:type="dxa"/>
+            <w:vAlign w:val="center"/>
+          </w:tcPr>
+          <w:p>
+            <w:pPr>
+              <w:jc w:val="center"/>
+              <w:rPr>
+                <w:b/>
+              </w:rPr>
+            </w:pPr>
+            <w:r>
+              <w:rPr>
+                <w:b/>
+              </w:rPr>
+              <w:t>7</w:t>
+            </w:r>
+          </w:p>
+        </w:tc>
+        <w:tc>
+          <w:tcPr>
+            <w:tcW w:w="9360" w:type="dxa"/>
+          </w:tcPr>
+          <w:p>
+            <w:r>
+              <w:t>No repeated answers from other DocPacs</w:t>
+            </w:r>
+          </w:p>
+        </w:tc>
+        <w:tc>
+          <w:tcPr>
+            <w:tcW w:w="864" w:type="dxa"/>
+          </w:tcPr>
+          <w:p/>
+        </w:tc>
+      </w:tr>
+      <w:tr>
+        <w:tc>
+          <w:tcPr>
+            <w:tcW w:w="720" w:type="dxa"/>
+            <w:vAlign w:val="center"/>
+          </w:tcPr>
+          <w:p>
+            <w:pPr>
+              <w:jc w:val="center"/>
+              <w:rPr>
+                <w:b/>
+              </w:rPr>
+            </w:pPr>
+            <w:r>
+              <w:rPr>
+                <w:b/>
+              </w:rPr>
+              <w:t>8</w:t>
+            </w:r>
+          </w:p>
+        </w:tc>
+        <w:tc>
+          <w:tcPr>
+            <w:tcW w:w="9360" w:type="dxa"/>
+          </w:tcPr>
+          <w:p>
+            <w:r>
+              <w:t>Did not paraphrase assigned work</w:t>
+            </w:r>
+          </w:p>
+        </w:tc>
+        <w:tc>
+          <w:tcPr>
+            <w:tcW w:w="864" w:type="dxa"/>
+          </w:tcPr>
+          <w:p/>
+        </w:tc>
+      </w:tr>
+      <w:tr>
+        <w:tc>
+          <w:tcPr>
+            <w:tcW w:w="720" w:type="dxa"/>
+            <w:vAlign w:val="center"/>
+          </w:tcPr>
+          <w:p>
+            <w:pPr>
+              <w:jc w:val="center"/>
+              <w:rPr>
+                <w:b/>
+              </w:rPr>
+            </w:pPr>
+            <w:r>
+              <w:rPr>
+                <w:b/>
+              </w:rPr>
+              <w:t>9</w:t>
+            </w:r>
+          </w:p>
+        </w:tc>
+        <w:tc>
+          <w:tcPr>
+            <w:tcW w:w="9360" w:type="dxa"/>
+          </w:tcPr>
+          <w:p>
+            <w:r>
+              <w:t>Y</w:t>
+            </w:r>
+            <w:r>
+              <w:t>ou are prepared to justify the use of any AI (you know what it does and why)</w:t>
+            </w:r>
+          </w:p>
+        </w:tc>
+        <w:tc>
+          <w:tcPr>
+            <w:tcW w:w="864" w:type="dxa"/>
           </w:tcPr>
           <w:p/>
         </w:tc>
@@ -4787,7 +6434,7 @@
   <w:style w:type="paragraph" w:default="1" w:styleId="Normal">
     <w:name w:val="Normal"/>
     <w:qFormat/>
-    <w:rsid w:val="00E11D88"/>
+    <w:rsid w:val="001462F1"/>
   </w:style>
   <w:style w:type="paragraph" w:styleId="Heading1">
     <w:name w:val="heading 1"/>
@@ -5641,9 +7288,12 @@
 </file>
 
 <file path=customXml/item1.xml><?xml version="1.0" encoding="utf-8"?>
-<p:properties xmlns:p="http://schemas.microsoft.com/office/2006/metadata/properties" xmlns:xsi="http://www.w3.org/2001/XMLSchema-instance" xmlns:pc="http://schemas.microsoft.com/office/infopath/2007/PartnerControls">
-  <documentManagement/>
-</p:properties>
+<?mso-contentType ?>
+<FormTemplates xmlns="http://schemas.microsoft.com/sharepoint/v3/contenttype/forms">
+  <Display>DocumentLibraryForm</Display>
+  <Edit>DocumentLibraryForm</Edit>
+  <New>DocumentLibraryForm</New>
+</FormTemplates>
 </file>
 
 <file path=customXml/item2.xml><?xml version="1.0" encoding="utf-8"?>
@@ -5876,12 +7526,9 @@
 </file>
 
 <file path=customXml/item3.xml><?xml version="1.0" encoding="utf-8"?>
-<?mso-contentType ?>
-<FormTemplates xmlns="http://schemas.microsoft.com/sharepoint/v3/contenttype/forms">
-  <Display>DocumentLibraryForm</Display>
-  <Edit>DocumentLibraryForm</Edit>
-  <New>DocumentLibraryForm</New>
-</FormTemplates>
+<p:properties xmlns:p="http://schemas.microsoft.com/office/2006/metadata/properties" xmlns:xsi="http://www.w3.org/2001/XMLSchema-instance" xmlns:pc="http://schemas.microsoft.com/office/infopath/2007/PartnerControls">
+  <documentManagement/>
+</p:properties>
 </file>
 
 <file path=customXml/item4.xml><?xml version="1.0" encoding="utf-8"?>
@@ -5889,10 +7536,9 @@
 </file>
 
 <file path=customXml/itemProps1.xml><?xml version="1.0" encoding="utf-8"?>
-<ds:datastoreItem xmlns:ds="http://schemas.openxmlformats.org/officeDocument/2006/customXml" ds:itemID="{1A5F5AF1-B05B-4704-B970-F66948F444EC}">
+<ds:datastoreItem xmlns:ds="http://schemas.openxmlformats.org/officeDocument/2006/customXml" ds:itemID="{7BFD71E4-33D5-445D-9CFC-21F1C7989C0E}">
   <ds:schemaRefs>
-    <ds:schemaRef ds:uri="http://schemas.microsoft.com/office/2006/metadata/properties"/>
-    <ds:schemaRef ds:uri="http://schemas.microsoft.com/office/infopath/2007/PartnerControls"/>
+    <ds:schemaRef ds:uri="http://schemas.microsoft.com/sharepoint/v3/contenttype/forms"/>
   </ds:schemaRefs>
 </ds:datastoreItem>
 </file>
@@ -5917,15 +7563,16 @@
 </file>
 
 <file path=customXml/itemProps3.xml><?xml version="1.0" encoding="utf-8"?>
-<ds:datastoreItem xmlns:ds="http://schemas.openxmlformats.org/officeDocument/2006/customXml" ds:itemID="{7BFD71E4-33D5-445D-9CFC-21F1C7989C0E}">
+<ds:datastoreItem xmlns:ds="http://schemas.openxmlformats.org/officeDocument/2006/customXml" ds:itemID="{1A5F5AF1-B05B-4704-B970-F66948F444EC}">
   <ds:schemaRefs>
-    <ds:schemaRef ds:uri="http://schemas.microsoft.com/sharepoint/v3/contenttype/forms"/>
+    <ds:schemaRef ds:uri="http://schemas.microsoft.com/office/2006/metadata/properties"/>
+    <ds:schemaRef ds:uri="http://schemas.microsoft.com/office/infopath/2007/PartnerControls"/>
   </ds:schemaRefs>
 </ds:datastoreItem>
 </file>
 
 <file path=customXml/itemProps4.xml><?xml version="1.0" encoding="utf-8"?>
-<ds:datastoreItem xmlns:ds="http://schemas.openxmlformats.org/officeDocument/2006/customXml" ds:itemID="{368BFF33-8F60-4968-A362-3D28662CD426}">
+<ds:datastoreItem xmlns:ds="http://schemas.openxmlformats.org/officeDocument/2006/customXml" ds:itemID="{0F20DE4B-57A9-45B3-9579-0257549D2761}">
   <ds:schemaRefs>
     <ds:schemaRef ds:uri="http://schemas.openxmlformats.org/officeDocument/2006/bibliography"/>
   </ds:schemaRefs>

--- a/docpac_16051225/docpac_16051225.docx
+++ b/docpac_16051225/docpac_16051225.docx
@@ -407,6 +407,23 @@
               </w:numPr>
             </w:pPr>
             <w:r>
+              <w:t xml:space="preserve">Updated </w:t>
+            </w:r>
+            <w:proofErr w:type="spellStart"/>
+            <w:r>
+              <w:t>BoilerPlate</w:t>
+            </w:r>
+            <w:proofErr w:type="spellEnd"/>
+          </w:p>
+          <w:p>
+            <w:pPr>
+              <w:pStyle w:val="ListParagraph"/>
+              <w:numPr>
+                <w:ilvl w:val="0"/>
+                <w:numId w:val="3"/>
+              </w:numPr>
+            </w:pPr>
+            <w:r>
               <w:t>Daily Reflections</w:t>
             </w:r>
           </w:p>
@@ -567,8 +584,6 @@
             <w:r>
               <w:t>EVERYONE must complete “Document Work Completed”</w:t>
             </w:r>
-            <w:bookmarkStart w:id="0" w:name="_GoBack"/>
-            <w:bookmarkEnd w:id="0"/>
           </w:p>
           <w:p>
             <w:pPr>
@@ -702,6 +717,8 @@
       <w:r>
         <w:t>Conduct Scrum</w:t>
       </w:r>
+      <w:bookmarkStart w:id="0" w:name="_GoBack"/>
+      <w:bookmarkEnd w:id="0"/>
     </w:p>
     <w:p>
       <w:pPr>
@@ -799,7 +816,7 @@
             <v:imagedata r:id="rId11" o:title=""/>
             <w10:wrap type="square"/>
           </v:shape>
-          <o:OLEObject Type="Embed" ProgID="Visio.Drawing.15" ShapeID="_x0000_s1026" DrawAspect="Content" ObjectID="_1826344746" r:id="rId12"/>
+          <o:OLEObject Type="Embed" ProgID="Visio.Drawing.15" ShapeID="_x0000_s1026" DrawAspect="Content" ObjectID="_1826350572" r:id="rId12"/>
         </w:object>
       </w:r>
     </w:p>
@@ -4162,10 +4179,7 @@
           </w:tcPr>
           <w:p>
             <w:r>
-              <w:t>Y</w:t>
-            </w:r>
-            <w:r>
-              <w:t>ou are prepared to justify the use of any AI (you know what it does and why)</w:t>
+              <w:t>You are prepared to justify the use of any AI (you know what it does and why)</w:t>
             </w:r>
           </w:p>
         </w:tc>
@@ -7288,12 +7302,9 @@
 </file>
 
 <file path=customXml/item1.xml><?xml version="1.0" encoding="utf-8"?>
-<?mso-contentType ?>
-<FormTemplates xmlns="http://schemas.microsoft.com/sharepoint/v3/contenttype/forms">
-  <Display>DocumentLibraryForm</Display>
-  <Edit>DocumentLibraryForm</Edit>
-  <New>DocumentLibraryForm</New>
-</FormTemplates>
+<p:properties xmlns:p="http://schemas.microsoft.com/office/2006/metadata/properties" xmlns:xsi="http://www.w3.org/2001/XMLSchema-instance" xmlns:pc="http://schemas.microsoft.com/office/infopath/2007/PartnerControls">
+  <documentManagement/>
+</p:properties>
 </file>
 
 <file path=customXml/item2.xml><?xml version="1.0" encoding="utf-8"?>
@@ -7526,9 +7537,12 @@
 </file>
 
 <file path=customXml/item3.xml><?xml version="1.0" encoding="utf-8"?>
-<p:properties xmlns:p="http://schemas.microsoft.com/office/2006/metadata/properties" xmlns:xsi="http://www.w3.org/2001/XMLSchema-instance" xmlns:pc="http://schemas.microsoft.com/office/infopath/2007/PartnerControls">
-  <documentManagement/>
-</p:properties>
+<?mso-contentType ?>
+<FormTemplates xmlns="http://schemas.microsoft.com/sharepoint/v3/contenttype/forms">
+  <Display>DocumentLibraryForm</Display>
+  <Edit>DocumentLibraryForm</Edit>
+  <New>DocumentLibraryForm</New>
+</FormTemplates>
 </file>
 
 <file path=customXml/item4.xml><?xml version="1.0" encoding="utf-8"?>
@@ -7536,9 +7550,10 @@
 </file>
 
 <file path=customXml/itemProps1.xml><?xml version="1.0" encoding="utf-8"?>
-<ds:datastoreItem xmlns:ds="http://schemas.openxmlformats.org/officeDocument/2006/customXml" ds:itemID="{7BFD71E4-33D5-445D-9CFC-21F1C7989C0E}">
+<ds:datastoreItem xmlns:ds="http://schemas.openxmlformats.org/officeDocument/2006/customXml" ds:itemID="{1A5F5AF1-B05B-4704-B970-F66948F444EC}">
   <ds:schemaRefs>
-    <ds:schemaRef ds:uri="http://schemas.microsoft.com/sharepoint/v3/contenttype/forms"/>
+    <ds:schemaRef ds:uri="http://schemas.microsoft.com/office/2006/metadata/properties"/>
+    <ds:schemaRef ds:uri="http://schemas.microsoft.com/office/infopath/2007/PartnerControls"/>
   </ds:schemaRefs>
 </ds:datastoreItem>
 </file>
@@ -7563,16 +7578,15 @@
 </file>
 
 <file path=customXml/itemProps3.xml><?xml version="1.0" encoding="utf-8"?>
-<ds:datastoreItem xmlns:ds="http://schemas.openxmlformats.org/officeDocument/2006/customXml" ds:itemID="{1A5F5AF1-B05B-4704-B970-F66948F444EC}">
+<ds:datastoreItem xmlns:ds="http://schemas.openxmlformats.org/officeDocument/2006/customXml" ds:itemID="{7BFD71E4-33D5-445D-9CFC-21F1C7989C0E}">
   <ds:schemaRefs>
-    <ds:schemaRef ds:uri="http://schemas.microsoft.com/office/2006/metadata/properties"/>
-    <ds:schemaRef ds:uri="http://schemas.microsoft.com/office/infopath/2007/PartnerControls"/>
+    <ds:schemaRef ds:uri="http://schemas.microsoft.com/sharepoint/v3/contenttype/forms"/>
   </ds:schemaRefs>
 </ds:datastoreItem>
 </file>
 
 <file path=customXml/itemProps4.xml><?xml version="1.0" encoding="utf-8"?>
-<ds:datastoreItem xmlns:ds="http://schemas.openxmlformats.org/officeDocument/2006/customXml" ds:itemID="{0F20DE4B-57A9-45B3-9579-0257549D2761}">
+<ds:datastoreItem xmlns:ds="http://schemas.openxmlformats.org/officeDocument/2006/customXml" ds:itemID="{9266D1E1-1891-4916-BB04-7501D77F3A82}">
   <ds:schemaRefs>
     <ds:schemaRef ds:uri="http://schemas.openxmlformats.org/officeDocument/2006/bibliography"/>
   </ds:schemaRefs>
